--- a/documents/juan-philological-note.docx
+++ b/documents/juan-philological-note.docx
@@ -48,7 +48,7 @@
           <w:sz w:val="20"/>
           <w:szCs w:val="20"/>
         </w:rPr>
-        <w:t xml:space="preserve">Liaoshi Corpus Database · Documentation</w:t>
+        <w:t xml:space="preserve">AID (AI and Database), the AID research database of Asian Studies · Documentation</w:t>
       </w:r>
     </w:p>
     <w:p>
